--- a/Models/Personne Physique/2026_Modèle_PP_Contrat_domiciliation.docx
+++ b/Models/Personne Physique/2026_Modèle_PP_Contrat_domiciliation.docx
@@ -522,7 +522,7 @@
           <w:szCs w:val="14"/>
           <w:lang w:val="fr-FR"/>
         </w:rPr>
-        <w:t xml:space="preserve">, ICE </w:t>
+        <w:t xml:space="preserve">, NUMERO_ICE </w:t>
       </w:r>
       <w:r>
         <w:rPr>
@@ -701,15 +701,15 @@
           <w:szCs w:val="14"/>
           <w:lang w:val="fr-FR"/>
         </w:rPr>
-        <w:t>« {{DEN_STE}} {{FORME_JUR}} »</w:t>
-      </w:r>
-      <w:r>
-        <w:rPr>
-          <w:sz w:val="14"/>
-          <w:szCs w:val="14"/>
-          <w:lang w:val="fr-FR"/>
-        </w:rPr>
-        <w:t xml:space="preserve">, en   cours   de   formation, inscrite   à   l’ICE   sous   le   </w:t>
+        <w:t>« {{DENOMINATION_SOCIALE}} {{FORME_JURIDIQUE}} »</w:t>
+      </w:r>
+      <w:r>
+        <w:rPr>
+          <w:sz w:val="14"/>
+          <w:szCs w:val="14"/>
+          <w:lang w:val="fr-FR"/>
+        </w:rPr>
+        <w:t xml:space="preserve">, en   cours   de   formation, inscrite   à   l’NUMERO_ICE   sous   le   </w:t>
       </w:r>
       <w:r>
         <w:rPr>
@@ -731,7 +731,7 @@
           <w:szCs w:val="14"/>
           <w:lang w:val="fr-FR"/>
         </w:rPr>
-        <w:t>{{ICE}}</w:t>
+        <w:t>{{NUMERO_ICE}}</w:t>
       </w:r>
       <w:r>
         <w:rPr>
@@ -796,7 +796,7 @@
                 <w:szCs w:val="14"/>
                 <w:lang w:val="fr-FR"/>
               </w:rPr>
-              <w:t>{{CIVIL}}</w:t>
+              <w:t>{{CIVILITE_ASSOCIE}}</w:t>
             </w:r>
           </w:p>
         </w:tc>
@@ -819,7 +819,7 @@
                 <w:szCs w:val="14"/>
                 <w:lang w:val="fr-FR"/>
               </w:rPr>
-              <w:t>{{PRENOM}} {{NOM}}</w:t>
+              <w:t>{{PRENOM_ASSOCIE}} {{NOM_ASSOCIE}}</w:t>
             </w:r>
           </w:p>
         </w:tc>
@@ -874,7 +874,7 @@
                 <w:szCs w:val="14"/>
                 <w:lang w:val="fr-FR"/>
               </w:rPr>
-              <w:t>{{DATE_NAISS}}</w:t>
+              <w:t>{{DATE_NAISSANCE_ASSOCIE}}</w:t>
             </w:r>
           </w:p>
         </w:tc>
@@ -937,7 +937,7 @@
                 <w:szCs w:val="14"/>
                 <w:lang w:val="fr-FR"/>
               </w:rPr>
-              <w:t>NATIONALITY</w:t>
+              <w:t>NATIONALITE_ASSOCIE</w:t>
             </w:r>
             <w:r>
               <w:rPr>
@@ -1030,7 +1030,7 @@
                 <w:szCs w:val="14"/>
                 <w:lang w:val="fr-FR"/>
               </w:rPr>
-              <w:t>{{CIN_NUM}}</w:t>
+              <w:t>{{NUMERO_CIN_ASSOCIE}}</w:t>
             </w:r>
           </w:p>
         </w:tc>
@@ -1085,7 +1085,7 @@
                 <w:szCs w:val="14"/>
                 <w:lang w:val="fr-FR"/>
               </w:rPr>
-              <w:t>{{GERANT_ADRESS}}</w:t>
+              <w:t>{{ADRESSE_GERANT}}</w:t>
             </w:r>
           </w:p>
         </w:tc>
@@ -1148,7 +1148,7 @@
                 <w:szCs w:val="14"/>
                 <w:lang w:val="fr-FR"/>
               </w:rPr>
-              <w:t>GERANT_QUALITY</w:t>
+              <w:t>QUALITE_GERANT</w:t>
             </w:r>
             <w:r>
               <w:rPr>
@@ -1211,7 +1211,7 @@
                 <w:szCs w:val="14"/>
                 <w:lang w:val="fr-FR"/>
               </w:rPr>
-              <w:t>{{GERANT_PHONE}}</w:t>
+              <w:t>{{TELEPHONE_GERANT}}</w:t>
             </w:r>
           </w:p>
         </w:tc>
@@ -1288,7 +1288,7 @@
                 <w:szCs w:val="14"/>
                 <w:lang w:val="fr-FR"/>
               </w:rPr>
-              <w:t>EMAIL</w:t>
+              <w:t>EMAIL_ASSOCIE</w:t>
             </w:r>
             <w:proofErr w:type="gramEnd"/>
             <w:r>
@@ -1469,7 +1469,7 @@
           <w:szCs w:val="14"/>
           <w:lang w:val="fr-FR"/>
         </w:rPr>
-        <w:t>{{DEN_STE}} {{FORME_JUR}},</w:t>
+        <w:t>{{DENOMINATION_SOCIALE}} {{FORME_JURIDIQUE}},</w:t>
       </w:r>
       <w:r>
         <w:rPr>
@@ -1486,7 +1486,7 @@
           <w:szCs w:val="14"/>
           <w:lang w:val="fr-FR"/>
         </w:rPr>
-        <w:t xml:space="preserve">en cours de formation, titulaire de l’ICE N° N° </w:t>
+        <w:t xml:space="preserve">en cours de formation, titulaire de l’NUMERO_ICE N° N° </w:t>
       </w:r>
       <w:r>
         <w:rPr>
@@ -1497,7 +1497,7 @@
           <w:szCs w:val="14"/>
           <w:lang w:val="fr-FR"/>
         </w:rPr>
-        <w:t>{{ICE}},</w:t>
+        <w:t>{{NUMERO_ICE}},</w:t>
       </w:r>
       <w:r>
         <w:rPr>
@@ -2570,7 +2570,7 @@
           <w:szCs w:val="14"/>
           <w:lang w:val="fr-FR"/>
         </w:rPr>
-        <w:t>{{PERIOD_DOMCIL}}</w:t>
+        <w:t>{{DUREE_CONTRAT_MOIS}}</w:t>
       </w:r>
       <w:r>
         <w:rPr>
@@ -2598,7 +2598,7 @@
           <w:szCs w:val="14"/>
           <w:lang w:val="fr-FR"/>
         </w:rPr>
-        <w:t>{{DOM_DATEDEB}}</w:t>
+        <w:t>{{DATE_DEBUT_CONTRAT}}</w:t>
       </w:r>
       <w:r>
         <w:rPr>
@@ -2626,7 +2626,7 @@
           <w:szCs w:val="14"/>
           <w:lang w:val="fr-FR"/>
         </w:rPr>
-        <w:t>{{DOM_DATEFIN}}</w:t>
+        <w:t>{{DATE_FIN_CONTRAT}}</w:t>
       </w:r>
       <w:r>
         <w:rPr>
@@ -3001,7 +3001,7 @@
                                 <w:szCs w:val="16"/>
                                 <w:lang w:val="fr-FR"/>
                               </w:rPr>
-                              <w:t xml:space="preserve">{{DEN_STE}} {{FORME_JUR}} </w:t>
+                              <w:t xml:space="preserve">{{DENOMINATION_SOCIALE}} {{FORME_JURIDIQUE}} </w:t>
                             </w:r>
                             <w:r>
                               <w:rPr>
@@ -3020,7 +3020,7 @@
                                 <w:szCs w:val="16"/>
                                 <w:lang w:val="fr-FR"/>
                               </w:rPr>
-                              <w:t>{{CIVIL}} {{PRENOM}} {{NOM}}</w:t>
+                              <w:t>{{CIVILITE_ASSOCIE}} {{PRENOM_ASSOCIE}} {{NOM_ASSOCIE}}</w:t>
                             </w:r>
                           </w:p>
                         </w:txbxContent>
@@ -3067,7 +3067,7 @@
                           <w:szCs w:val="16"/>
                           <w:lang w:val="fr-FR"/>
                         </w:rPr>
-                        <w:t xml:space="preserve">{{DEN_STE}} {{FORME_JUR}} </w:t>
+                        <w:t xml:space="preserve">{{DENOMINATION_SOCIALE}} {{FORME_JURIDIQUE}} </w:t>
                       </w:r>
                       <w:r>
                         <w:rPr>
@@ -3086,7 +3086,7 @@
                           <w:szCs w:val="16"/>
                           <w:lang w:val="fr-FR"/>
                         </w:rPr>
-                        <w:t>{{CIVIL}} {{PRENOM}} {{NOM}}</w:t>
+                        <w:t>{{CIVILITE_ASSOCIE}} {{PRENOM_ASSOCIE}} {{NOM_ASSOCIE}}</w:t>
                       </w:r>
                     </w:p>
                   </w:txbxContent>
@@ -3715,7 +3715,7 @@
           <w:szCs w:val="14"/>
           <w:lang w:val="fr-FR"/>
         </w:rPr>
-        <w:t>{{CIVIL}} {{PRENOM}} {{NOM}},</w:t>
+        <w:t>{{CIVILITE_ASSOCIE}} {{PRENOM_ASSOCIE}} {{NOM_ASSOCIE}},</w:t>
       </w:r>
       <w:r>
         <w:rPr>
@@ -3743,7 +3743,7 @@
           <w:szCs w:val="14"/>
           <w:lang w:val="fr-FR"/>
         </w:rPr>
-        <w:t>« {{DEN_STE}} {{FORME_JUR}} »</w:t>
+        <w:t>« {{DENOMINATION_SOCIALE}} {{FORME_JURIDIQUE}} »</w:t>
       </w:r>
       <w:r>
         <w:rPr>
@@ -3820,7 +3820,7 @@
           <w:szCs w:val="14"/>
           <w:lang w:val="fr-FR"/>
         </w:rPr>
-        <w:t>{{DEN_STE}} {{FORME_JUR}}.</w:t>
+        <w:t>{{DENOMINATION_SOCIALE}} {{FORME_JURIDIQUE}}.</w:t>
       </w:r>
     </w:p>
     <w:p>
